--- a/Отчет.docx
+++ b/Отчет.docx
@@ -749,7 +749,6 @@
         </w:rPr>
         <w:t xml:space="preserve"> </w:t>
       </w:r>
-      <w:proofErr w:type="spellStart"/>
       <w:r>
         <w:rPr>
           <w:rFonts w:ascii="Times New Roman" w:hAnsi="Times New Roman" w:cs="Times New Roman"/>
@@ -759,7 +758,6 @@
         </w:rPr>
         <w:t>Aiogram</w:t>
       </w:r>
-      <w:proofErr w:type="spellEnd"/>
     </w:p>
     <w:p>
       <w:pPr>
@@ -802,79 +800,9 @@
       <w:pPr>
         <w:rPr>
           <w:rFonts w:ascii="Times New Roman" w:hAnsi="Times New Roman" w:cs="Times New Roman"/>
-          <w:sz w:val="28"/>
-          <w:szCs w:val="28"/>
-          <w:lang w:val="en-US"/>
-        </w:rPr>
-      </w:pPr>
-      <w:r>
-        <w:rPr>
-          <w:rFonts w:ascii="Times New Roman" w:hAnsi="Times New Roman" w:cs="Times New Roman"/>
-          <w:sz w:val="28"/>
-          <w:szCs w:val="28"/>
-          <w:lang w:val="en-US"/>
-        </w:rPr>
-        <w:tab/>
-      </w:r>
-      <w:proofErr w:type="gramStart"/>
-      <w:r>
-        <w:rPr>
-          <w:rFonts w:ascii="Times New Roman" w:hAnsi="Times New Roman" w:cs="Times New Roman"/>
-          <w:sz w:val="28"/>
-          <w:szCs w:val="28"/>
-          <w:lang w:val="en-US"/>
-        </w:rPr>
-        <w:t>2.5</w:t>
-      </w:r>
-      <w:proofErr w:type="gramEnd"/>
-      <w:r>
-        <w:rPr>
-          <w:rFonts w:ascii="Times New Roman" w:hAnsi="Times New Roman" w:cs="Times New Roman"/>
-          <w:sz w:val="28"/>
-          <w:szCs w:val="28"/>
-          <w:lang w:val="en-US"/>
-        </w:rPr>
-        <w:t xml:space="preserve"> </w:t>
-      </w:r>
-      <w:proofErr w:type="spellStart"/>
-      <w:r>
-        <w:rPr>
-          <w:rFonts w:ascii="Times New Roman" w:hAnsi="Times New Roman" w:cs="Times New Roman"/>
-          <w:sz w:val="28"/>
-          <w:szCs w:val="28"/>
-          <w:lang w:val="en-US"/>
-        </w:rPr>
-        <w:t>sqlalchemy</w:t>
-      </w:r>
-      <w:proofErr w:type="spellEnd"/>
-    </w:p>
-    <w:p>
-      <w:pPr>
-        <w:rPr>
-          <w:rFonts w:ascii="Times New Roman" w:hAnsi="Times New Roman" w:cs="Times New Roman"/>
-          <w:sz w:val="28"/>
-          <w:szCs w:val="28"/>
-          <w:lang w:val="en-US"/>
-        </w:rPr>
-      </w:pPr>
-      <w:r>
-        <w:rPr>
-          <w:rFonts w:ascii="Times New Roman" w:hAnsi="Times New Roman" w:cs="Times New Roman"/>
-          <w:sz w:val="28"/>
-          <w:szCs w:val="28"/>
-          <w:lang w:val="en-US"/>
-        </w:rPr>
-        <w:tab/>
-      </w:r>
-    </w:p>
-    <w:p>
-      <w:pPr>
-        <w:rPr>
-          <w:rFonts w:ascii="Times New Roman" w:hAnsi="Times New Roman" w:cs="Times New Roman"/>
           <w:b/>
           <w:sz w:val="28"/>
           <w:szCs w:val="28"/>
-          <w:lang w:val="en-US"/>
         </w:rPr>
       </w:pPr>
     </w:p>
@@ -885,7 +813,6 @@
           <w:b/>
           <w:sz w:val="28"/>
           <w:szCs w:val="28"/>
-          <w:lang w:val="en-US"/>
         </w:rPr>
       </w:pPr>
       <w:r>
@@ -894,7 +821,6 @@
           <w:b/>
           <w:sz w:val="28"/>
           <w:szCs w:val="28"/>
-          <w:lang w:val="en-US"/>
         </w:rPr>
         <w:br w:type="page"/>
       </w:r>
@@ -2565,7 +2491,6 @@
         </w:rPr>
         <w:t>Разработка телеграмм бота велась на языке программирования P</w:t>
       </w:r>
-      <w:proofErr w:type="spellStart"/>
       <w:r>
         <w:rPr>
           <w:rFonts w:ascii="Times New Roman" w:hAnsi="Times New Roman" w:cs="Times New Roman"/>
@@ -2575,7 +2500,6 @@
         </w:rPr>
         <w:t>ython</w:t>
       </w:r>
-      <w:proofErr w:type="spellEnd"/>
       <w:r>
         <w:rPr>
           <w:rFonts w:ascii="Times New Roman" w:hAnsi="Times New Roman" w:cs="Times New Roman"/>
@@ -2745,7 +2669,6 @@
           <w:szCs w:val="28"/>
         </w:rPr>
       </w:pPr>
-      <w:proofErr w:type="spellStart"/>
       <w:r>
         <w:rPr>
           <w:rFonts w:ascii="Times New Roman" w:hAnsi="Times New Roman" w:cs="Times New Roman"/>
@@ -2755,7 +2678,6 @@
         </w:rPr>
         <w:t>Aiogram</w:t>
       </w:r>
-      <w:proofErr w:type="spellEnd"/>
       <w:r>
         <w:rPr>
           <w:rFonts w:ascii="Times New Roman" w:hAnsi="Times New Roman" w:cs="Times New Roman"/>
@@ -2815,7 +2737,6 @@
           <w:szCs w:val="28"/>
         </w:rPr>
       </w:pPr>
-      <w:proofErr w:type="spellStart"/>
       <w:r>
         <w:rPr>
           <w:rFonts w:ascii="Times New Roman" w:hAnsi="Times New Roman" w:cs="Times New Roman"/>
@@ -2825,7 +2746,6 @@
         </w:rPr>
         <w:t>Asyncio</w:t>
       </w:r>
-      <w:proofErr w:type="spellEnd"/>
       <w:r>
         <w:rPr>
           <w:rFonts w:ascii="Times New Roman" w:hAnsi="Times New Roman" w:cs="Times New Roman"/>
@@ -2854,11 +2774,7 @@
     </w:p>
     <w:p>
       <w:pPr>
-        <w:pStyle w:val="a3"/>
-        <w:numPr>
-          <w:ilvl w:val="0"/>
-          <w:numId w:val="22"/>
-        </w:numPr>
+        <w:ind w:left="360"/>
         <w:jc w:val="both"/>
         <w:rPr>
           <w:rFonts w:ascii="Times New Roman" w:hAnsi="Times New Roman" w:cs="Times New Roman"/>
@@ -2866,61 +2782,6 @@
           <w:szCs w:val="28"/>
         </w:rPr>
       </w:pPr>
-      <w:proofErr w:type="spellStart"/>
-      <w:proofErr w:type="gramStart"/>
-      <w:r>
-        <w:rPr>
-          <w:rFonts w:ascii="Times New Roman" w:hAnsi="Times New Roman" w:cs="Times New Roman"/>
-          <w:sz w:val="28"/>
-          <w:szCs w:val="28"/>
-          <w:lang w:val="en-US"/>
-        </w:rPr>
-        <w:t>SQLaclchemy</w:t>
-      </w:r>
-      <w:proofErr w:type="spellEnd"/>
-      <w:r>
-        <w:rPr>
-          <w:rFonts w:ascii="Times New Roman" w:hAnsi="Times New Roman" w:cs="Times New Roman"/>
-          <w:sz w:val="28"/>
-          <w:szCs w:val="28"/>
-        </w:rPr>
-        <w:t xml:space="preserve"> </w:t>
-      </w:r>
-      <w:r>
-        <w:rPr>
-          <w:rFonts w:ascii="Times New Roman" w:hAnsi="Times New Roman" w:cs="Times New Roman"/>
-          <w:sz w:val="28"/>
-          <w:szCs w:val="28"/>
-        </w:rPr>
-        <w:t xml:space="preserve"> </w:t>
-      </w:r>
-      <w:r>
-        <w:rPr>
-          <w:rFonts w:ascii="Times New Roman" w:hAnsi="Times New Roman" w:cs="Times New Roman"/>
-          <w:sz w:val="28"/>
-          <w:szCs w:val="28"/>
-        </w:rPr>
-        <w:t>–</w:t>
-      </w:r>
-      <w:proofErr w:type="gramEnd"/>
-      <w:r>
-        <w:rPr>
-          <w:rFonts w:ascii="Times New Roman" w:hAnsi="Times New Roman" w:cs="Times New Roman"/>
-          <w:sz w:val="28"/>
-          <w:szCs w:val="28"/>
-        </w:rPr>
-        <w:t xml:space="preserve"> </w:t>
-      </w:r>
-      <w:r>
-        <w:rPr>
-          <w:rFonts w:ascii="stk" w:hAnsi="stk"/>
-          <w:color w:val="000000"/>
-          <w:sz w:val="27"/>
-          <w:szCs w:val="27"/>
-          <w:shd w:val="clear" w:color="auto" w:fill="FFFFFF"/>
-        </w:rPr>
-        <w:t>библиотека, которая позволяет работать с реляционными базами данных с помощью ORM.</w:t>
-      </w:r>
     </w:p>
     <w:p>
       <w:pPr>
@@ -4702,7 +4563,6 @@
         </w:rPr>
         <w:t xml:space="preserve"> </w:t>
       </w:r>
-      <w:proofErr w:type="spellStart"/>
       <w:r>
         <w:rPr>
           <w:rFonts w:ascii="Times New Roman" w:hAnsi="Times New Roman" w:cs="Times New Roman"/>
@@ -4712,7 +4572,6 @@
         </w:rPr>
         <w:t>aiogram</w:t>
       </w:r>
-      <w:proofErr w:type="spellEnd"/>
     </w:p>
     <w:p>
       <w:pPr>
@@ -4723,23 +4582,13 @@
           <w:szCs w:val="28"/>
         </w:rPr>
       </w:pPr>
-      <w:proofErr w:type="spellStart"/>
-      <w:r>
-        <w:rPr>
-          <w:rFonts w:ascii="Times New Roman" w:hAnsi="Times New Roman" w:cs="Times New Roman"/>
-          <w:sz w:val="28"/>
-          <w:szCs w:val="28"/>
-        </w:rPr>
-        <w:t>Aiogram</w:t>
-      </w:r>
-      <w:proofErr w:type="spellEnd"/>
-      <w:r>
-        <w:rPr>
-          <w:rFonts w:ascii="Times New Roman" w:hAnsi="Times New Roman" w:cs="Times New Roman"/>
-          <w:sz w:val="28"/>
-          <w:szCs w:val="28"/>
-        </w:rPr>
-        <w:t xml:space="preserve"> — это современная и мощная библиотека (</w:t>
+      <w:r>
+        <w:rPr>
+          <w:rFonts w:ascii="Times New Roman" w:hAnsi="Times New Roman" w:cs="Times New Roman"/>
+          <w:sz w:val="28"/>
+          <w:szCs w:val="28"/>
+        </w:rPr>
+        <w:t>Aiogram — это современная и мощная библиотека (</w:t>
       </w:r>
       <w:proofErr w:type="spellStart"/>
       <w:r>
@@ -5328,403 +5177,8 @@
           <w:szCs w:val="28"/>
         </w:rPr>
       </w:pPr>
-    </w:p>
-    <w:p>
-      <w:pPr>
-        <w:rPr>
-          <w:rFonts w:ascii="Times New Roman" w:hAnsi="Times New Roman" w:cs="Times New Roman"/>
-          <w:sz w:val="28"/>
-          <w:szCs w:val="28"/>
-          <w:lang w:val="en-US"/>
-        </w:rPr>
-      </w:pPr>
-      <w:r>
-        <w:rPr>
-          <w:rFonts w:ascii="Times New Roman" w:hAnsi="Times New Roman" w:cs="Times New Roman"/>
-          <w:sz w:val="28"/>
-          <w:szCs w:val="28"/>
-          <w:lang w:val="en-US"/>
-        </w:rPr>
-        <w:t xml:space="preserve">2.5 </w:t>
-      </w:r>
-      <w:proofErr w:type="spellStart"/>
-      <w:r>
-        <w:rPr>
-          <w:rFonts w:ascii="Times New Roman" w:hAnsi="Times New Roman" w:cs="Times New Roman"/>
-          <w:sz w:val="28"/>
-          <w:szCs w:val="28"/>
-          <w:lang w:val="en-US"/>
-        </w:rPr>
-        <w:t>SQL</w:t>
-      </w:r>
-      <w:r>
-        <w:rPr>
-          <w:rFonts w:ascii="Times New Roman" w:hAnsi="Times New Roman" w:cs="Times New Roman"/>
-          <w:sz w:val="28"/>
-          <w:szCs w:val="28"/>
-          <w:lang w:val="en-US"/>
-        </w:rPr>
-        <w:t>alchemy</w:t>
-      </w:r>
-      <w:proofErr w:type="spellEnd"/>
-    </w:p>
-    <w:p>
-      <w:pPr>
-        <w:pStyle w:val="stk-reset"/>
-        <w:shd w:val="clear" w:color="auto" w:fill="FFFFFF"/>
-        <w:spacing w:before="0" w:beforeAutospacing="0" w:after="390" w:afterAutospacing="0" w:line="390" w:lineRule="atLeast"/>
-        <w:textAlignment w:val="baseline"/>
-        <w:rPr>
-          <w:rFonts w:ascii="stk" w:hAnsi="stk"/>
-          <w:color w:val="000000"/>
-          <w:sz w:val="27"/>
-          <w:szCs w:val="27"/>
-        </w:rPr>
-      </w:pPr>
-      <w:r>
-        <w:rPr>
-          <w:sz w:val="28"/>
-          <w:szCs w:val="28"/>
-          <w:lang w:val="en-US"/>
-        </w:rPr>
-        <w:tab/>
-      </w:r>
-      <w:proofErr w:type="spellStart"/>
-      <w:r>
-        <w:rPr>
-          <w:rFonts w:ascii="stk" w:hAnsi="stk"/>
-          <w:color w:val="000000"/>
-          <w:sz w:val="27"/>
-          <w:szCs w:val="27"/>
-        </w:rPr>
-        <w:t>SQLAlchemy</w:t>
-      </w:r>
-      <w:proofErr w:type="spellEnd"/>
-      <w:r>
-        <w:rPr>
-          <w:rFonts w:ascii="stk" w:hAnsi="stk"/>
-          <w:color w:val="000000"/>
-          <w:sz w:val="27"/>
-          <w:szCs w:val="27"/>
-        </w:rPr>
-        <w:t xml:space="preserve"> — это </w:t>
-      </w:r>
-      <w:proofErr w:type="spellStart"/>
-      <w:r>
-        <w:rPr>
-          <w:rFonts w:ascii="stk" w:hAnsi="stk"/>
-          <w:color w:val="000000"/>
-          <w:sz w:val="27"/>
-          <w:szCs w:val="27"/>
-        </w:rPr>
-        <w:t>Python</w:t>
-      </w:r>
-      <w:proofErr w:type="spellEnd"/>
-      <w:r>
-        <w:rPr>
-          <w:rFonts w:ascii="stk" w:hAnsi="stk"/>
-          <w:color w:val="000000"/>
-          <w:sz w:val="27"/>
-          <w:szCs w:val="27"/>
-        </w:rPr>
-        <w:t>-библиотека, которая позволяет работать с реляционными базами данных с помощью ORM.</w:t>
-      </w:r>
-    </w:p>
-    <w:p>
-      <w:pPr>
-        <w:pStyle w:val="stk-reset"/>
-        <w:shd w:val="clear" w:color="auto" w:fill="FFFFFF"/>
-        <w:spacing w:before="0" w:beforeAutospacing="0" w:after="390" w:afterAutospacing="0" w:line="390" w:lineRule="atLeast"/>
-        <w:ind w:firstLine="708"/>
-        <w:textAlignment w:val="baseline"/>
-        <w:rPr>
-          <w:rFonts w:ascii="stk" w:hAnsi="stk"/>
-          <w:color w:val="000000"/>
-          <w:sz w:val="27"/>
-          <w:szCs w:val="27"/>
-        </w:rPr>
-      </w:pPr>
-      <w:r>
-        <w:rPr>
-          <w:rStyle w:val="a6"/>
-          <w:rFonts w:ascii="stk" w:hAnsi="stk"/>
-          <w:b w:val="0"/>
-          <w:bCs w:val="0"/>
-          <w:color w:val="000000"/>
-          <w:sz w:val="27"/>
-          <w:szCs w:val="27"/>
-          <w:bdr w:val="none" w:sz="0" w:space="0" w:color="auto" w:frame="1"/>
-        </w:rPr>
-        <w:t>Реляционные базы данных</w:t>
-      </w:r>
-      <w:r>
-        <w:rPr>
-          <w:rFonts w:ascii="stk" w:hAnsi="stk"/>
-          <w:color w:val="000000"/>
-          <w:sz w:val="27"/>
-          <w:szCs w:val="27"/>
-        </w:rPr>
-        <w:t xml:space="preserve"> хранят информацию в виде связанных между собой таблиц. К таким базам относят </w:t>
-      </w:r>
-      <w:proofErr w:type="spellStart"/>
-      <w:r>
-        <w:rPr>
-          <w:rFonts w:ascii="stk" w:hAnsi="stk"/>
-          <w:color w:val="000000"/>
-          <w:sz w:val="27"/>
-          <w:szCs w:val="27"/>
-        </w:rPr>
-        <w:t>Oracle</w:t>
-      </w:r>
-      <w:proofErr w:type="spellEnd"/>
-      <w:r>
-        <w:rPr>
-          <w:rFonts w:ascii="stk" w:hAnsi="stk"/>
-          <w:color w:val="000000"/>
-          <w:sz w:val="27"/>
-          <w:szCs w:val="27"/>
-        </w:rPr>
-        <w:t xml:space="preserve">, </w:t>
-      </w:r>
-      <w:proofErr w:type="spellStart"/>
-      <w:r>
-        <w:rPr>
-          <w:rFonts w:ascii="stk" w:hAnsi="stk"/>
-          <w:color w:val="000000"/>
-          <w:sz w:val="27"/>
-          <w:szCs w:val="27"/>
-        </w:rPr>
-        <w:t>Microsoft</w:t>
-      </w:r>
-      <w:proofErr w:type="spellEnd"/>
-      <w:r>
-        <w:rPr>
-          <w:rFonts w:ascii="stk" w:hAnsi="stk"/>
-          <w:color w:val="000000"/>
-          <w:sz w:val="27"/>
-          <w:szCs w:val="27"/>
-        </w:rPr>
-        <w:t xml:space="preserve"> SQL </w:t>
-      </w:r>
-      <w:proofErr w:type="spellStart"/>
-      <w:r>
-        <w:rPr>
-          <w:rFonts w:ascii="stk" w:hAnsi="stk"/>
-          <w:color w:val="000000"/>
-          <w:sz w:val="27"/>
-          <w:szCs w:val="27"/>
-        </w:rPr>
-        <w:t>Server</w:t>
-      </w:r>
-      <w:proofErr w:type="spellEnd"/>
-      <w:r>
-        <w:rPr>
-          <w:rFonts w:ascii="stk" w:hAnsi="stk"/>
-          <w:color w:val="000000"/>
-          <w:sz w:val="27"/>
-          <w:szCs w:val="27"/>
-        </w:rPr>
-        <w:t xml:space="preserve">, </w:t>
-      </w:r>
-      <w:proofErr w:type="spellStart"/>
-      <w:r>
-        <w:rPr>
-          <w:rFonts w:ascii="stk" w:hAnsi="stk"/>
-          <w:color w:val="000000"/>
-          <w:sz w:val="27"/>
-          <w:szCs w:val="27"/>
-        </w:rPr>
-        <w:t>PostgreSQL</w:t>
-      </w:r>
-      <w:proofErr w:type="spellEnd"/>
-      <w:r>
-        <w:rPr>
-          <w:rFonts w:ascii="stk" w:hAnsi="stk"/>
-          <w:color w:val="000000"/>
-          <w:sz w:val="27"/>
-          <w:szCs w:val="27"/>
-        </w:rPr>
-        <w:t xml:space="preserve"> и другие. Реляционные базы данных работают по принципам реляционной алгебры, но это тема для отдельной статьи.</w:t>
-      </w:r>
-    </w:p>
-    <w:p>
-      <w:pPr>
-        <w:pStyle w:val="stk-reset"/>
-        <w:shd w:val="clear" w:color="auto" w:fill="FFFFFF"/>
-        <w:spacing w:before="0" w:beforeAutospacing="0" w:after="0" w:afterAutospacing="0" w:line="390" w:lineRule="atLeast"/>
-        <w:ind w:firstLine="708"/>
-        <w:textAlignment w:val="baseline"/>
-        <w:rPr>
-          <w:rFonts w:ascii="stk" w:hAnsi="stk"/>
-          <w:color w:val="000000"/>
-          <w:sz w:val="27"/>
-          <w:szCs w:val="27"/>
-        </w:rPr>
-      </w:pPr>
       <w:bookmarkStart w:id="0" w:name="_GoBack"/>
       <w:bookmarkEnd w:id="0"/>
-      <w:r>
-        <w:rPr>
-          <w:rFonts w:ascii="stk" w:hAnsi="stk"/>
-          <w:color w:val="000000"/>
-          <w:sz w:val="27"/>
-          <w:szCs w:val="27"/>
-        </w:rPr>
-        <w:t xml:space="preserve">Сила </w:t>
-      </w:r>
-      <w:proofErr w:type="spellStart"/>
-      <w:r>
-        <w:rPr>
-          <w:rFonts w:ascii="stk" w:hAnsi="stk"/>
-          <w:color w:val="000000"/>
-          <w:sz w:val="27"/>
-          <w:szCs w:val="27"/>
-        </w:rPr>
-        <w:t>SQLAlchemy</w:t>
-      </w:r>
-      <w:proofErr w:type="spellEnd"/>
-      <w:r>
-        <w:rPr>
-          <w:rFonts w:ascii="stk" w:hAnsi="stk"/>
-          <w:color w:val="000000"/>
-          <w:sz w:val="27"/>
-          <w:szCs w:val="27"/>
-        </w:rPr>
-        <w:t> — в её </w:t>
-      </w:r>
-      <w:r>
-        <w:rPr>
-          <w:rStyle w:val="a6"/>
-          <w:rFonts w:ascii="stk" w:hAnsi="stk"/>
-          <w:b w:val="0"/>
-          <w:bCs w:val="0"/>
-          <w:color w:val="000000"/>
-          <w:sz w:val="27"/>
-          <w:szCs w:val="27"/>
-          <w:bdr w:val="none" w:sz="0" w:space="0" w:color="auto" w:frame="1"/>
-        </w:rPr>
-        <w:t>ORM</w:t>
-      </w:r>
-      <w:r>
-        <w:rPr>
-          <w:rFonts w:ascii="stk" w:hAnsi="stk"/>
-          <w:color w:val="000000"/>
-          <w:sz w:val="27"/>
-          <w:szCs w:val="27"/>
-        </w:rPr>
-        <w:t>. Расшифровывается как </w:t>
-      </w:r>
-      <w:proofErr w:type="spellStart"/>
-      <w:r>
-        <w:rPr>
-          <w:rStyle w:val="a6"/>
-          <w:rFonts w:ascii="stk" w:hAnsi="stk"/>
-          <w:b w:val="0"/>
-          <w:bCs w:val="0"/>
-          <w:color w:val="000000"/>
-          <w:sz w:val="27"/>
-          <w:szCs w:val="27"/>
-          <w:bdr w:val="none" w:sz="0" w:space="0" w:color="auto" w:frame="1"/>
-        </w:rPr>
-        <w:t>object</w:t>
-      </w:r>
-      <w:proofErr w:type="spellEnd"/>
-      <w:r>
-        <w:rPr>
-          <w:rStyle w:val="a6"/>
-          <w:rFonts w:ascii="stk" w:hAnsi="stk"/>
-          <w:b w:val="0"/>
-          <w:bCs w:val="0"/>
-          <w:color w:val="000000"/>
-          <w:sz w:val="27"/>
-          <w:szCs w:val="27"/>
-          <w:bdr w:val="none" w:sz="0" w:space="0" w:color="auto" w:frame="1"/>
-        </w:rPr>
-        <w:t xml:space="preserve"> </w:t>
-      </w:r>
-      <w:proofErr w:type="spellStart"/>
-      <w:r>
-        <w:rPr>
-          <w:rStyle w:val="a6"/>
-          <w:rFonts w:ascii="stk" w:hAnsi="stk"/>
-          <w:b w:val="0"/>
-          <w:bCs w:val="0"/>
-          <w:color w:val="000000"/>
-          <w:sz w:val="27"/>
-          <w:szCs w:val="27"/>
-          <w:bdr w:val="none" w:sz="0" w:space="0" w:color="auto" w:frame="1"/>
-        </w:rPr>
-        <w:t>relational</w:t>
-      </w:r>
-      <w:proofErr w:type="spellEnd"/>
-      <w:r>
-        <w:rPr>
-          <w:rStyle w:val="a6"/>
-          <w:rFonts w:ascii="stk" w:hAnsi="stk"/>
-          <w:b w:val="0"/>
-          <w:bCs w:val="0"/>
-          <w:color w:val="000000"/>
-          <w:sz w:val="27"/>
-          <w:szCs w:val="27"/>
-          <w:bdr w:val="none" w:sz="0" w:space="0" w:color="auto" w:frame="1"/>
-        </w:rPr>
-        <w:t xml:space="preserve"> </w:t>
-      </w:r>
-      <w:proofErr w:type="spellStart"/>
-      <w:r>
-        <w:rPr>
-          <w:rStyle w:val="a6"/>
-          <w:rFonts w:ascii="stk" w:hAnsi="stk"/>
-          <w:b w:val="0"/>
-          <w:bCs w:val="0"/>
-          <w:color w:val="000000"/>
-          <w:sz w:val="27"/>
-          <w:szCs w:val="27"/>
-          <w:bdr w:val="none" w:sz="0" w:space="0" w:color="auto" w:frame="1"/>
-        </w:rPr>
-        <w:t>mapper</w:t>
-      </w:r>
-      <w:proofErr w:type="spellEnd"/>
-      <w:r>
-        <w:rPr>
-          <w:rFonts w:ascii="stk" w:hAnsi="stk"/>
-          <w:color w:val="000000"/>
-          <w:sz w:val="27"/>
-          <w:szCs w:val="27"/>
-        </w:rPr>
-        <w:t>, или </w:t>
-      </w:r>
-      <w:r>
-        <w:rPr>
-          <w:rStyle w:val="a6"/>
-          <w:rFonts w:ascii="stk" w:hAnsi="stk"/>
-          <w:b w:val="0"/>
-          <w:bCs w:val="0"/>
-          <w:color w:val="000000"/>
-          <w:sz w:val="27"/>
-          <w:szCs w:val="27"/>
-          <w:bdr w:val="none" w:sz="0" w:space="0" w:color="auto" w:frame="1"/>
-        </w:rPr>
-        <w:t>«объектно-реляционное отображение»</w:t>
-      </w:r>
-      <w:r>
-        <w:rPr>
-          <w:rFonts w:ascii="stk" w:hAnsi="stk"/>
-          <w:color w:val="000000"/>
-          <w:sz w:val="27"/>
-          <w:szCs w:val="27"/>
-        </w:rPr>
-        <w:t>. ORM позволяет управлять базами данных с помощью методов объектов в коде и при этом не использовать SQL-запросы. На самом деле это очень удобно, так как позволяет писать привычный код, не переключаясь на SQL.</w:t>
-      </w:r>
-    </w:p>
-    <w:p>
-      <w:pPr>
-        <w:rPr>
-          <w:rFonts w:ascii="Times New Roman" w:hAnsi="Times New Roman" w:cs="Times New Roman"/>
-          <w:sz w:val="28"/>
-          <w:szCs w:val="28"/>
-        </w:rPr>
-      </w:pPr>
     </w:p>
     <w:p>
       <w:pPr>
